--- a/PZ/PZ3/pz3.docx
+++ b/PZ/PZ3/pz3.docx
@@ -4250,6 +4250,106 @@
         </w:rPr>
         <w:t>.</w:t>
       </w:r>
+      <w:r>
+        <w:rPr>
+          <w:sz w:val="28"/>
+          <w:szCs w:val="28"/>
+          <w:lang w:val="ru-RU"/>
+        </w:rPr>
+        <w:t>\</w:t>
+      </w:r>
+    </w:p>
+    <w:p>
+      <w:pPr>
+        <w:pStyle w:val="a7"/>
+        <w:numPr>
+          <w:ilvl w:val="0"/>
+          <w:numId w:val="26"/>
+        </w:numPr>
+        <w:tabs>
+          <w:tab w:val="left" w:pos="1134"/>
+        </w:tabs>
+        <w:spacing w:after="0" w:line="360" w:lineRule="auto"/>
+        <w:jc w:val="both"/>
+        <w:rPr>
+          <w:rFonts w:eastAsia="Times New Roman" w:cs="Times New Roman"/>
+          <w:szCs w:val="28"/>
+          <w:lang w:eastAsia="uk-UA"/>
+        </w:rPr>
+      </w:pPr>
+      <w:r>
+        <w:rPr>
+          <w:rFonts w:eastAsia="Times New Roman" w:cs="Times New Roman"/>
+          <w:b/>
+          <w:szCs w:val="28"/>
+          <w:lang w:eastAsia="uk-UA"/>
+        </w:rPr>
+        <w:t>Висновки:</w:t>
+      </w:r>
+      <w:r>
+        <w:rPr>
+          <w:rFonts w:eastAsia="Times New Roman" w:cs="Times New Roman"/>
+          <w:bCs/>
+          <w:szCs w:val="28"/>
+          <w:lang w:eastAsia="uk-UA"/>
+        </w:rPr>
+        <w:t xml:space="preserve"> завдяки цій лабораторній роботі я</w:t>
+      </w:r>
+      <w:r>
+        <w:rPr>
+          <w:rFonts w:eastAsia="Times New Roman" w:cs="Times New Roman"/>
+          <w:szCs w:val="28"/>
+          <w:lang w:eastAsia="uk-UA"/>
+        </w:rPr>
+        <w:t xml:space="preserve"> </w:t>
+      </w:r>
+      <w:proofErr w:type="spellStart"/>
+      <w:r>
+        <w:rPr>
+          <w:rFonts w:eastAsia="Times New Roman" w:cs="Times New Roman"/>
+          <w:szCs w:val="28"/>
+          <w:lang w:val="ru-RU" w:eastAsia="uk-UA"/>
+        </w:rPr>
+        <w:t>вивчив</w:t>
+      </w:r>
+      <w:proofErr w:type="spellEnd"/>
+      <w:r>
+        <w:rPr>
+          <w:rFonts w:eastAsia="Times New Roman" w:cs="Times New Roman"/>
+          <w:szCs w:val="28"/>
+          <w:lang w:eastAsia="uk-UA"/>
+        </w:rPr>
+        <w:t xml:space="preserve"> поняття алгоритму, його властивостей, способів описання та методів оцінки складності..</w:t>
+      </w:r>
+    </w:p>
+    <w:p>
+      <w:pPr>
+        <w:pStyle w:val="aa"/>
+        <w:spacing w:before="0" w:beforeAutospacing="0" w:after="0" w:afterAutospacing="0" w:line="360" w:lineRule="auto"/>
+        <w:ind w:firstLine="709"/>
+        <w:jc w:val="both"/>
+        <w:rPr>
+          <w:sz w:val="28"/>
+          <w:szCs w:val="28"/>
+        </w:rPr>
+      </w:pPr>
+      <w:r>
+        <w:rPr>
+          <w:b/>
+          <w:bCs/>
+          <w:sz w:val="28"/>
+          <w:szCs w:val="28"/>
+        </w:rPr>
+        <w:lastRenderedPageBreak/>
+        <w:t>Висновки</w:t>
+      </w:r>
+      <w:r>
+        <w:rPr>
+          <w:sz w:val="28"/>
+          <w:szCs w:val="28"/>
+        </w:rPr>
+        <w:t>: завдяки цій лабораторній роботі я опанувати основні алгоритми сортування та навчитись методам аналізу їх асимптотичної складності.</w:t>
+      </w:r>
     </w:p>
     <w:p>
       <w:pPr>
@@ -4279,7 +4379,6 @@
           <w:sz w:val="28"/>
           <w:szCs w:val="28"/>
         </w:rPr>
-        <w:lastRenderedPageBreak/>
         <w:t>Відповіді на контрольні запитання</w:t>
       </w:r>
     </w:p>
@@ -4310,9 +4409,19 @@
           <w:sz w:val="28"/>
           <w:szCs w:val="28"/>
         </w:rPr>
-        <w:t>Що таке асимптотична складність алгоритму сортування і чому вона важлива для порівняння алгоритмів?</w:t>
-      </w:r>
-      <w:r>
+        <w:t xml:space="preserve">Що таке асимптотична складність алгоритму сортування і чому вона важлива для порівняння алгоритмів? </w:t>
+      </w:r>
+    </w:p>
+    <w:p>
+      <w:pPr>
+        <w:pStyle w:val="aa"/>
+        <w:keepLines/>
+        <w:tabs>
+          <w:tab w:val="left" w:pos="1134"/>
+        </w:tabs>
+        <w:spacing w:before="0" w:beforeAutospacing="0" w:after="0" w:afterAutospacing="0" w:line="360" w:lineRule="auto"/>
+        <w:ind w:firstLine="709"/>
+        <w:jc w:val="both"/>
         <w:rPr>
           <w:rStyle w:val="citation-416"/>
           <w:b/>
@@ -4320,34 +4429,22 @@
           <w:sz w:val="28"/>
           <w:szCs w:val="28"/>
         </w:rPr>
-        <w:t xml:space="preserve"> </w:t>
-      </w:r>
-    </w:p>
-    <w:p>
-      <w:pPr>
-        <w:pStyle w:val="aa"/>
-        <w:keepLines/>
-        <w:tabs>
-          <w:tab w:val="left" w:pos="1134"/>
-        </w:tabs>
-        <w:spacing w:before="0" w:beforeAutospacing="0" w:after="0" w:afterAutospacing="0" w:line="360" w:lineRule="auto"/>
-        <w:ind w:firstLine="709"/>
-        <w:jc w:val="both"/>
+      </w:pPr>
+      <w:r>
         <w:rPr>
           <w:rStyle w:val="citation-416"/>
-          <w:b/>
-          <w:bCs/>
-          <w:sz w:val="28"/>
-          <w:szCs w:val="28"/>
-        </w:rPr>
-      </w:pPr>
+          <w:sz w:val="28"/>
+          <w:szCs w:val="28"/>
+        </w:rPr>
+        <w:t xml:space="preserve">Асимптотична складність </w:t>
+      </w:r>
       <w:r>
         <w:rPr>
           <w:rStyle w:val="citation-416"/>
           <w:sz w:val="28"/>
           <w:szCs w:val="28"/>
         </w:rPr>
-        <w:t xml:space="preserve">Асимптотична складність </w:t>
+        <w:t>–</w:t>
       </w:r>
       <w:r>
         <w:rPr>
@@ -4355,23 +4452,7 @@
           <w:sz w:val="28"/>
           <w:szCs w:val="28"/>
         </w:rPr>
-        <w:t>–</w:t>
-      </w:r>
-      <w:r>
-        <w:rPr>
-          <w:rStyle w:val="citation-416"/>
-          <w:sz w:val="28"/>
-          <w:szCs w:val="28"/>
-        </w:rPr>
-        <w:t xml:space="preserve"> це математичний спосіб оцінити швидкість роботи алгоритму залежно від кількості вхідних елементів. Вона критично важлива для порівняння, оскільки дозволяє зрозуміти, чи зможе програма обробити мільйони записів за секунди, чи вона "зависне" на години. Без цієї оцінки неможливо об'єктивно обрати найкращий метод сортування для конкретної задачі.</w:t>
-      </w:r>
-      <w:r>
-        <w:rPr>
-          <w:rStyle w:val="citation-416"/>
-          <w:sz w:val="28"/>
-          <w:szCs w:val="28"/>
-        </w:rPr>
-        <w:t xml:space="preserve"> </w:t>
+        <w:t xml:space="preserve"> це математичний спосіб оцінити швидкість роботи алгоритму залежно від кількості вхідних елементів. Вона критично важлива для порівняння, оскільки дозволяє зрозуміти, чи зможе програма обробити мільйони записів за секунди, чи вона "зависне" на години. Без цієї оцінки неможливо об'єктивно обрати найкращий метод сортування для конкретної задачі. </w:t>
       </w:r>
     </w:p>
     <w:p>
@@ -4499,15 +4580,7 @@
           <w:sz w:val="28"/>
           <w:szCs w:val="28"/>
         </w:rPr>
-        <w:t>, вставлянням та вибором. Це велика проблема для великих даних, оскільки при збільшенні масиву в 10 разів час сортування зростає у 100 разів. Наприклад, якщо 1000 елементів сортуються 1 секунду, то мільйон елементів на тому ж обладнанні зажадає понад 11 днів безперервної роботи.</w:t>
-      </w:r>
-      <w:r>
-        <w:rPr>
-          <w:rStyle w:val="citation-416"/>
-          <w:sz w:val="28"/>
-          <w:szCs w:val="28"/>
-        </w:rPr>
-        <w:t xml:space="preserve"> </w:t>
+        <w:t xml:space="preserve">, вставлянням та вибором. Це велика проблема для великих даних, оскільки при збільшенні масиву в 10 разів час сортування зростає у 100 разів. Наприклад, якщо 1000 елементів сортуються 1 секунду, то мільйон елементів на тому ж обладнанні зажадає понад 11 днів безперервної роботи. </w:t>
       </w:r>
     </w:p>
     <w:p>
@@ -4659,6 +4732,7 @@
           <w:sz w:val="28"/>
           <w:szCs w:val="28"/>
         </w:rPr>
+        <w:lastRenderedPageBreak/>
         <w:t xml:space="preserve">Які алгоритми сортування використовуються для сортування списків у стандартних бібліотеках мов програмування, таких як </w:t>
       </w:r>
       <w:proofErr w:type="spellStart"/>
@@ -4724,7 +4798,6 @@
           <w:sz w:val="28"/>
           <w:szCs w:val="28"/>
         </w:rPr>
-        <w:lastRenderedPageBreak/>
         <w:t xml:space="preserve">У стандартних бібліотеках популярних мов зазвичай використовують складні гібридні алгоритми. </w:t>
       </w:r>
       <w:proofErr w:type="spellStart"/>
@@ -5055,15 +5128,7 @@
           <w:sz w:val="28"/>
           <w:szCs w:val="28"/>
         </w:rPr>
-        <w:t xml:space="preserve"> для роботи в оперативній пам'яті.</w:t>
-      </w:r>
-      <w:r>
-        <w:rPr>
-          <w:rStyle w:val="citation-416"/>
-          <w:sz w:val="28"/>
-          <w:szCs w:val="28"/>
-        </w:rPr>
-        <w:t xml:space="preserve"> </w:t>
+        <w:t xml:space="preserve"> для роботи в оперативній пам'яті. </w:t>
       </w:r>
     </w:p>
     <w:p>

--- a/PZ/PZ3/pz3.docx
+++ b/PZ/PZ3/pz3.docx
@@ -441,21 +441,12 @@
                 <w:szCs w:val="28"/>
               </w:rPr>
             </w:pPr>
-            <w:proofErr w:type="spellStart"/>
             <w:r>
               <w:rPr>
                 <w:rFonts w:cs="Times New Roman"/>
                 <w:szCs w:val="28"/>
               </w:rPr>
-              <w:t>Рафієв</w:t>
-            </w:r>
-            <w:proofErr w:type="spellEnd"/>
-            <w:r>
-              <w:rPr>
-                <w:rFonts w:cs="Times New Roman"/>
-                <w:szCs w:val="28"/>
-              </w:rPr>
-              <w:t xml:space="preserve"> Б. С.</w:t>
+              <w:t>Рафієв Б. С.</w:t>
             </w:r>
           </w:p>
           <w:p>
@@ -850,47 +841,11 @@
           <w:rFonts w:cs="Times New Roman"/>
         </w:rPr>
       </w:pPr>
-      <w:proofErr w:type="spellStart"/>
       <w:r>
         <w:rPr>
           <w:rFonts w:cs="Times New Roman"/>
         </w:rPr>
-        <w:t>Бульбашкове</w:t>
-      </w:r>
-      <w:proofErr w:type="spellEnd"/>
-      <w:r>
-        <w:rPr>
-          <w:rFonts w:cs="Times New Roman"/>
-        </w:rPr>
-        <w:t xml:space="preserve"> сортування (</w:t>
-      </w:r>
-      <w:proofErr w:type="spellStart"/>
-      <w:r>
-        <w:rPr>
-          <w:rFonts w:cs="Times New Roman"/>
-        </w:rPr>
-        <w:t>Bubble</w:t>
-      </w:r>
-      <w:proofErr w:type="spellEnd"/>
-      <w:r>
-        <w:rPr>
-          <w:rFonts w:cs="Times New Roman"/>
-        </w:rPr>
-        <w:t xml:space="preserve"> </w:t>
-      </w:r>
-      <w:proofErr w:type="spellStart"/>
-      <w:r>
-        <w:rPr>
-          <w:rFonts w:cs="Times New Roman"/>
-        </w:rPr>
-        <w:t>Sort</w:t>
-      </w:r>
-      <w:proofErr w:type="spellEnd"/>
-      <w:r>
-        <w:rPr>
-          <w:rFonts w:cs="Times New Roman"/>
-        </w:rPr>
-        <w:t>)</w:t>
+        <w:t>Бульбашкове сортування (Bubble Sort)</w:t>
       </w:r>
     </w:p>
     <w:p>
@@ -933,53 +888,12 @@
           <w:szCs w:val="28"/>
         </w:rPr>
       </w:pPr>
-      <w:proofErr w:type="spellStart"/>
-      <w:r>
-        <w:rPr>
-          <w:sz w:val="28"/>
-          <w:szCs w:val="28"/>
-        </w:rPr>
-        <w:t>def</w:t>
-      </w:r>
-      <w:proofErr w:type="spellEnd"/>
-      <w:r>
-        <w:rPr>
-          <w:sz w:val="28"/>
-          <w:szCs w:val="28"/>
-        </w:rPr>
-        <w:t xml:space="preserve"> </w:t>
-      </w:r>
-      <w:proofErr w:type="spellStart"/>
-      <w:r>
-        <w:rPr>
-          <w:sz w:val="28"/>
-          <w:szCs w:val="28"/>
-        </w:rPr>
-        <w:t>bubble_sort</w:t>
-      </w:r>
-      <w:proofErr w:type="spellEnd"/>
-      <w:r>
-        <w:rPr>
-          <w:sz w:val="28"/>
-          <w:szCs w:val="28"/>
-        </w:rPr>
-        <w:t>(</w:t>
-      </w:r>
-      <w:proofErr w:type="spellStart"/>
-      <w:r>
-        <w:rPr>
-          <w:sz w:val="28"/>
-          <w:szCs w:val="28"/>
-        </w:rPr>
-        <w:t>arr</w:t>
-      </w:r>
-      <w:proofErr w:type="spellEnd"/>
-      <w:r>
-        <w:rPr>
-          <w:sz w:val="28"/>
-          <w:szCs w:val="28"/>
-        </w:rPr>
-        <w:t>):</w:t>
+      <w:r>
+        <w:rPr>
+          <w:sz w:val="28"/>
+          <w:szCs w:val="28"/>
+        </w:rPr>
+        <w:t>def bubble_sort(arr):</w:t>
       </w:r>
     </w:p>
     <w:p>
@@ -997,39 +911,7 @@
           <w:sz w:val="28"/>
           <w:szCs w:val="28"/>
         </w:rPr>
-        <w:t xml:space="preserve">    n = </w:t>
-      </w:r>
-      <w:proofErr w:type="spellStart"/>
-      <w:r>
-        <w:rPr>
-          <w:sz w:val="28"/>
-          <w:szCs w:val="28"/>
-        </w:rPr>
-        <w:t>len</w:t>
-      </w:r>
-      <w:proofErr w:type="spellEnd"/>
-      <w:r>
-        <w:rPr>
-          <w:sz w:val="28"/>
-          <w:szCs w:val="28"/>
-        </w:rPr>
-        <w:t>(</w:t>
-      </w:r>
-      <w:proofErr w:type="spellStart"/>
-      <w:r>
-        <w:rPr>
-          <w:sz w:val="28"/>
-          <w:szCs w:val="28"/>
-        </w:rPr>
-        <w:t>arr</w:t>
-      </w:r>
-      <w:proofErr w:type="spellEnd"/>
-      <w:r>
-        <w:rPr>
-          <w:sz w:val="28"/>
-          <w:szCs w:val="28"/>
-        </w:rPr>
-        <w:t>)</w:t>
+        <w:t xml:space="preserve">    n = len(arr)</w:t>
       </w:r>
     </w:p>
     <w:p>
@@ -1047,55 +929,7 @@
           <w:sz w:val="28"/>
           <w:szCs w:val="28"/>
         </w:rPr>
-        <w:t xml:space="preserve">    </w:t>
-      </w:r>
-      <w:proofErr w:type="spellStart"/>
-      <w:r>
-        <w:rPr>
-          <w:sz w:val="28"/>
-          <w:szCs w:val="28"/>
-        </w:rPr>
-        <w:t>for</w:t>
-      </w:r>
-      <w:proofErr w:type="spellEnd"/>
-      <w:r>
-        <w:rPr>
-          <w:sz w:val="28"/>
-          <w:szCs w:val="28"/>
-        </w:rPr>
-        <w:t xml:space="preserve"> i </w:t>
-      </w:r>
-      <w:proofErr w:type="spellStart"/>
-      <w:r>
-        <w:rPr>
-          <w:sz w:val="28"/>
-          <w:szCs w:val="28"/>
-        </w:rPr>
-        <w:t>in</w:t>
-      </w:r>
-      <w:proofErr w:type="spellEnd"/>
-      <w:r>
-        <w:rPr>
-          <w:sz w:val="28"/>
-          <w:szCs w:val="28"/>
-        </w:rPr>
-        <w:t xml:space="preserve"> </w:t>
-      </w:r>
-      <w:proofErr w:type="spellStart"/>
-      <w:r>
-        <w:rPr>
-          <w:sz w:val="28"/>
-          <w:szCs w:val="28"/>
-        </w:rPr>
-        <w:t>range</w:t>
-      </w:r>
-      <w:proofErr w:type="spellEnd"/>
-      <w:r>
-        <w:rPr>
-          <w:sz w:val="28"/>
-          <w:szCs w:val="28"/>
-        </w:rPr>
-        <w:t>(n):</w:t>
+        <w:t xml:space="preserve">    for i in range(n):</w:t>
       </w:r>
     </w:p>
     <w:p>
@@ -1113,33 +947,8 @@
           <w:sz w:val="28"/>
           <w:szCs w:val="28"/>
         </w:rPr>
-        <w:t xml:space="preserve">        </w:t>
-      </w:r>
-      <w:proofErr w:type="spellStart"/>
-      <w:r>
-        <w:rPr>
-          <w:sz w:val="28"/>
-          <w:szCs w:val="28"/>
-        </w:rPr>
-        <w:t>swapped</w:t>
-      </w:r>
-      <w:proofErr w:type="spellEnd"/>
-      <w:r>
-        <w:rPr>
-          <w:sz w:val="28"/>
-          <w:szCs w:val="28"/>
-        </w:rPr>
-        <w:t xml:space="preserve"> = </w:t>
-      </w:r>
-      <w:proofErr w:type="spellStart"/>
-      <w:r>
-        <w:rPr>
-          <w:sz w:val="28"/>
-          <w:szCs w:val="28"/>
-        </w:rPr>
-        <w:t>False</w:t>
-      </w:r>
-      <w:proofErr w:type="spellEnd"/>
+        <w:t xml:space="preserve">        swapped = False</w:t>
+      </w:r>
     </w:p>
     <w:p>
       <w:pPr>
@@ -1156,55 +965,7 @@
           <w:sz w:val="28"/>
           <w:szCs w:val="28"/>
         </w:rPr>
-        <w:t xml:space="preserve">        </w:t>
-      </w:r>
-      <w:proofErr w:type="spellStart"/>
-      <w:r>
-        <w:rPr>
-          <w:sz w:val="28"/>
-          <w:szCs w:val="28"/>
-        </w:rPr>
-        <w:t>for</w:t>
-      </w:r>
-      <w:proofErr w:type="spellEnd"/>
-      <w:r>
-        <w:rPr>
-          <w:sz w:val="28"/>
-          <w:szCs w:val="28"/>
-        </w:rPr>
-        <w:t xml:space="preserve"> j </w:t>
-      </w:r>
-      <w:proofErr w:type="spellStart"/>
-      <w:r>
-        <w:rPr>
-          <w:sz w:val="28"/>
-          <w:szCs w:val="28"/>
-        </w:rPr>
-        <w:t>in</w:t>
-      </w:r>
-      <w:proofErr w:type="spellEnd"/>
-      <w:r>
-        <w:rPr>
-          <w:sz w:val="28"/>
-          <w:szCs w:val="28"/>
-        </w:rPr>
-        <w:t xml:space="preserve"> </w:t>
-      </w:r>
-      <w:proofErr w:type="spellStart"/>
-      <w:r>
-        <w:rPr>
-          <w:sz w:val="28"/>
-          <w:szCs w:val="28"/>
-        </w:rPr>
-        <w:t>range</w:t>
-      </w:r>
-      <w:proofErr w:type="spellEnd"/>
-      <w:r>
-        <w:rPr>
-          <w:sz w:val="28"/>
-          <w:szCs w:val="28"/>
-        </w:rPr>
-        <w:t>(0, n - i - 1):</w:t>
+        <w:t xml:space="preserve">        for j in range(0, n - i - 1):</w:t>
       </w:r>
     </w:p>
     <w:p>
@@ -1222,55 +983,7 @@
           <w:sz w:val="28"/>
           <w:szCs w:val="28"/>
         </w:rPr>
-        <w:t xml:space="preserve">            </w:t>
-      </w:r>
-      <w:proofErr w:type="spellStart"/>
-      <w:r>
-        <w:rPr>
-          <w:sz w:val="28"/>
-          <w:szCs w:val="28"/>
-        </w:rPr>
-        <w:t>if</w:t>
-      </w:r>
-      <w:proofErr w:type="spellEnd"/>
-      <w:r>
-        <w:rPr>
-          <w:sz w:val="28"/>
-          <w:szCs w:val="28"/>
-        </w:rPr>
-        <w:t xml:space="preserve"> </w:t>
-      </w:r>
-      <w:proofErr w:type="spellStart"/>
-      <w:r>
-        <w:rPr>
-          <w:sz w:val="28"/>
-          <w:szCs w:val="28"/>
-        </w:rPr>
-        <w:t>arr</w:t>
-      </w:r>
-      <w:proofErr w:type="spellEnd"/>
-      <w:r>
-        <w:rPr>
-          <w:sz w:val="28"/>
-          <w:szCs w:val="28"/>
-        </w:rPr>
-        <w:t xml:space="preserve">[j] &gt; </w:t>
-      </w:r>
-      <w:proofErr w:type="spellStart"/>
-      <w:r>
-        <w:rPr>
-          <w:sz w:val="28"/>
-          <w:szCs w:val="28"/>
-        </w:rPr>
-        <w:t>arr</w:t>
-      </w:r>
-      <w:proofErr w:type="spellEnd"/>
-      <w:r>
-        <w:rPr>
-          <w:sz w:val="28"/>
-          <w:szCs w:val="28"/>
-        </w:rPr>
-        <w:t>[j + 1]:</w:t>
+        <w:t xml:space="preserve">            if arr[j] &gt; arr[j + 1]:</w:t>
       </w:r>
     </w:p>
     <w:p>
@@ -1288,71 +1001,7 @@
           <w:sz w:val="28"/>
           <w:szCs w:val="28"/>
         </w:rPr>
-        <w:t xml:space="preserve">                </w:t>
-      </w:r>
-      <w:proofErr w:type="spellStart"/>
-      <w:r>
-        <w:rPr>
-          <w:sz w:val="28"/>
-          <w:szCs w:val="28"/>
-        </w:rPr>
-        <w:t>arr</w:t>
-      </w:r>
-      <w:proofErr w:type="spellEnd"/>
-      <w:r>
-        <w:rPr>
-          <w:sz w:val="28"/>
-          <w:szCs w:val="28"/>
-        </w:rPr>
-        <w:t xml:space="preserve">[j], </w:t>
-      </w:r>
-      <w:proofErr w:type="spellStart"/>
-      <w:r>
-        <w:rPr>
-          <w:sz w:val="28"/>
-          <w:szCs w:val="28"/>
-        </w:rPr>
-        <w:t>arr</w:t>
-      </w:r>
-      <w:proofErr w:type="spellEnd"/>
-      <w:r>
-        <w:rPr>
-          <w:sz w:val="28"/>
-          <w:szCs w:val="28"/>
-        </w:rPr>
-        <w:t xml:space="preserve">[j + 1] = </w:t>
-      </w:r>
-      <w:proofErr w:type="spellStart"/>
-      <w:r>
-        <w:rPr>
-          <w:sz w:val="28"/>
-          <w:szCs w:val="28"/>
-        </w:rPr>
-        <w:t>arr</w:t>
-      </w:r>
-      <w:proofErr w:type="spellEnd"/>
-      <w:r>
-        <w:rPr>
-          <w:sz w:val="28"/>
-          <w:szCs w:val="28"/>
-        </w:rPr>
-        <w:t xml:space="preserve">[j + 1], </w:t>
-      </w:r>
-      <w:proofErr w:type="spellStart"/>
-      <w:r>
-        <w:rPr>
-          <w:sz w:val="28"/>
-          <w:szCs w:val="28"/>
-        </w:rPr>
-        <w:t>arr</w:t>
-      </w:r>
-      <w:proofErr w:type="spellEnd"/>
-      <w:r>
-        <w:rPr>
-          <w:sz w:val="28"/>
-          <w:szCs w:val="28"/>
-        </w:rPr>
-        <w:t>[j]</w:t>
+        <w:t xml:space="preserve">                arr[j], arr[j + 1] = arr[j + 1], arr[j]</w:t>
       </w:r>
     </w:p>
     <w:p>
@@ -1370,33 +1019,8 @@
           <w:sz w:val="28"/>
           <w:szCs w:val="28"/>
         </w:rPr>
-        <w:t xml:space="preserve">                </w:t>
-      </w:r>
-      <w:proofErr w:type="spellStart"/>
-      <w:r>
-        <w:rPr>
-          <w:sz w:val="28"/>
-          <w:szCs w:val="28"/>
-        </w:rPr>
-        <w:t>swapped</w:t>
-      </w:r>
-      <w:proofErr w:type="spellEnd"/>
-      <w:r>
-        <w:rPr>
-          <w:sz w:val="28"/>
-          <w:szCs w:val="28"/>
-        </w:rPr>
-        <w:t xml:space="preserve"> = </w:t>
-      </w:r>
-      <w:proofErr w:type="spellStart"/>
-      <w:r>
-        <w:rPr>
-          <w:sz w:val="28"/>
-          <w:szCs w:val="28"/>
-        </w:rPr>
-        <w:t>True</w:t>
-      </w:r>
-      <w:proofErr w:type="spellEnd"/>
+        <w:t xml:space="preserve">                swapped = True</w:t>
+      </w:r>
     </w:p>
     <w:p>
       <w:pPr>
@@ -1413,55 +1037,7 @@
           <w:sz w:val="28"/>
           <w:szCs w:val="28"/>
         </w:rPr>
-        <w:t xml:space="preserve">        </w:t>
-      </w:r>
-      <w:proofErr w:type="spellStart"/>
-      <w:r>
-        <w:rPr>
-          <w:sz w:val="28"/>
-          <w:szCs w:val="28"/>
-        </w:rPr>
-        <w:t>if</w:t>
-      </w:r>
-      <w:proofErr w:type="spellEnd"/>
-      <w:r>
-        <w:rPr>
-          <w:sz w:val="28"/>
-          <w:szCs w:val="28"/>
-        </w:rPr>
-        <w:t xml:space="preserve"> </w:t>
-      </w:r>
-      <w:proofErr w:type="spellStart"/>
-      <w:r>
-        <w:rPr>
-          <w:sz w:val="28"/>
-          <w:szCs w:val="28"/>
-        </w:rPr>
-        <w:t>not</w:t>
-      </w:r>
-      <w:proofErr w:type="spellEnd"/>
-      <w:r>
-        <w:rPr>
-          <w:sz w:val="28"/>
-          <w:szCs w:val="28"/>
-        </w:rPr>
-        <w:t xml:space="preserve"> </w:t>
-      </w:r>
-      <w:proofErr w:type="spellStart"/>
-      <w:r>
-        <w:rPr>
-          <w:sz w:val="28"/>
-          <w:szCs w:val="28"/>
-        </w:rPr>
-        <w:t>swapped</w:t>
-      </w:r>
-      <w:proofErr w:type="spellEnd"/>
-      <w:r>
-        <w:rPr>
-          <w:sz w:val="28"/>
-          <w:szCs w:val="28"/>
-        </w:rPr>
-        <w:t>:</w:t>
+        <w:t xml:space="preserve">        if not swapped:</w:t>
       </w:r>
     </w:p>
     <w:p>
@@ -1479,17 +1055,8 @@
           <w:sz w:val="28"/>
           <w:szCs w:val="28"/>
         </w:rPr>
-        <w:t xml:space="preserve">            </w:t>
-      </w:r>
-      <w:proofErr w:type="spellStart"/>
-      <w:r>
-        <w:rPr>
-          <w:sz w:val="28"/>
-          <w:szCs w:val="28"/>
-        </w:rPr>
-        <w:t>break</w:t>
-      </w:r>
-      <w:proofErr w:type="spellEnd"/>
+        <w:t xml:space="preserve">            break</w:t>
+      </w:r>
     </w:p>
     <w:p>
       <w:pPr>
@@ -1506,33 +1073,8 @@
           <w:sz w:val="28"/>
           <w:szCs w:val="28"/>
         </w:rPr>
-        <w:t xml:space="preserve">    </w:t>
-      </w:r>
-      <w:proofErr w:type="spellStart"/>
-      <w:r>
-        <w:rPr>
-          <w:sz w:val="28"/>
-          <w:szCs w:val="28"/>
-        </w:rPr>
-        <w:t>return</w:t>
-      </w:r>
-      <w:proofErr w:type="spellEnd"/>
-      <w:r>
-        <w:rPr>
-          <w:sz w:val="28"/>
-          <w:szCs w:val="28"/>
-        </w:rPr>
-        <w:t xml:space="preserve"> </w:t>
-      </w:r>
-      <w:proofErr w:type="spellStart"/>
-      <w:r>
-        <w:rPr>
-          <w:sz w:val="28"/>
-          <w:szCs w:val="28"/>
-        </w:rPr>
-        <w:t>arr</w:t>
-      </w:r>
-      <w:proofErr w:type="spellEnd"/>
+        <w:t xml:space="preserve">    return arr</w:t>
+      </w:r>
     </w:p>
     <w:p>
       <w:pPr>
@@ -1701,7 +1243,6 @@
         </w:rPr>
         <w:t xml:space="preserve"> (масив уже відсортований, спрацьовує перевірка </w:t>
       </w:r>
-      <w:proofErr w:type="spellStart"/>
       <w:r>
         <w:rPr>
           <w:rStyle w:val="HTML1"/>
@@ -1711,7 +1252,6 @@
         </w:rPr>
         <w:t>swapped</w:t>
       </w:r>
-      <w:proofErr w:type="spellEnd"/>
       <w:r>
         <w:rPr>
           <w:sz w:val="28"/>
@@ -1747,47 +1287,7 @@
           <w:sz w:val="28"/>
           <w:szCs w:val="28"/>
         </w:rPr>
-        <w:t xml:space="preserve">Проти </w:t>
-      </w:r>
-      <w:proofErr w:type="spellStart"/>
-      <w:r>
-        <w:rPr>
-          <w:b/>
-          <w:bCs/>
-          <w:sz w:val="28"/>
-          <w:szCs w:val="28"/>
-        </w:rPr>
-        <w:t>Insertion</w:t>
-      </w:r>
-      <w:proofErr w:type="spellEnd"/>
-      <w:r>
-        <w:rPr>
-          <w:b/>
-          <w:bCs/>
-          <w:sz w:val="28"/>
-          <w:szCs w:val="28"/>
-        </w:rPr>
-        <w:t xml:space="preserve"> </w:t>
-      </w:r>
-      <w:proofErr w:type="spellStart"/>
-      <w:r>
-        <w:rPr>
-          <w:b/>
-          <w:bCs/>
-          <w:sz w:val="28"/>
-          <w:szCs w:val="28"/>
-        </w:rPr>
-        <w:t>Sort</w:t>
-      </w:r>
-      <w:proofErr w:type="spellEnd"/>
-      <w:r>
-        <w:rPr>
-          <w:b/>
-          <w:bCs/>
-          <w:sz w:val="28"/>
-          <w:szCs w:val="28"/>
-        </w:rPr>
-        <w:t>:</w:t>
+        <w:t>Проти Insertion Sort:</w:t>
       </w:r>
       <w:r>
         <w:rPr>
@@ -1826,41 +1326,8 @@
           <w:sz w:val="28"/>
           <w:szCs w:val="28"/>
         </w:rPr>
-        <w:t xml:space="preserve">, але </w:t>
-      </w:r>
-      <w:proofErr w:type="spellStart"/>
-      <w:r>
-        <w:rPr>
-          <w:sz w:val="28"/>
-          <w:szCs w:val="28"/>
-        </w:rPr>
-        <w:t>Insertion</w:t>
-      </w:r>
-      <w:proofErr w:type="spellEnd"/>
-      <w:r>
-        <w:rPr>
-          <w:sz w:val="28"/>
-          <w:szCs w:val="28"/>
-        </w:rPr>
-        <w:t xml:space="preserve"> </w:t>
-      </w:r>
-      <w:proofErr w:type="spellStart"/>
-      <w:r>
-        <w:rPr>
-          <w:sz w:val="28"/>
-          <w:szCs w:val="28"/>
-        </w:rPr>
-        <w:t>Sort</w:t>
-      </w:r>
-      <w:proofErr w:type="spellEnd"/>
-      <w:r>
-        <w:rPr>
-          <w:sz w:val="28"/>
-          <w:szCs w:val="28"/>
-        </w:rPr>
-        <w:t xml:space="preserve"> на практиці швидший, бо робить менше записів у пам'ять (зсуває елементи замість потрійного обміну </w:t>
-      </w:r>
-      <w:proofErr w:type="spellStart"/>
+        <w:t xml:space="preserve">, але Insertion Sort на практиці швидший, бо робить менше записів у пам'ять (зсуває елементи замість потрійного обміну </w:t>
+      </w:r>
       <w:r>
         <w:rPr>
           <w:rStyle w:val="HTML1"/>
@@ -1870,7 +1337,6 @@
         </w:rPr>
         <w:t>swap</w:t>
       </w:r>
-      <w:proofErr w:type="spellEnd"/>
       <w:r>
         <w:rPr>
           <w:sz w:val="28"/>
@@ -1906,47 +1372,7 @@
           <w:sz w:val="28"/>
           <w:szCs w:val="28"/>
         </w:rPr>
-        <w:t xml:space="preserve">Проти </w:t>
-      </w:r>
-      <w:proofErr w:type="spellStart"/>
-      <w:r>
-        <w:rPr>
-          <w:b/>
-          <w:bCs/>
-          <w:sz w:val="28"/>
-          <w:szCs w:val="28"/>
-        </w:rPr>
-        <w:t>Merge</w:t>
-      </w:r>
-      <w:proofErr w:type="spellEnd"/>
-      <w:r>
-        <w:rPr>
-          <w:b/>
-          <w:bCs/>
-          <w:sz w:val="28"/>
-          <w:szCs w:val="28"/>
-        </w:rPr>
-        <w:t xml:space="preserve"> </w:t>
-      </w:r>
-      <w:proofErr w:type="spellStart"/>
-      <w:r>
-        <w:rPr>
-          <w:b/>
-          <w:bCs/>
-          <w:sz w:val="28"/>
-          <w:szCs w:val="28"/>
-        </w:rPr>
-        <w:t>Sort</w:t>
-      </w:r>
-      <w:proofErr w:type="spellEnd"/>
-      <w:r>
-        <w:rPr>
-          <w:b/>
-          <w:bCs/>
-          <w:sz w:val="28"/>
-          <w:szCs w:val="28"/>
-        </w:rPr>
-        <w:t>:</w:t>
+        <w:t>Проти Merge Sort:</w:t>
       </w:r>
       <w:r>
         <w:rPr>
@@ -2101,47 +1527,7 @@
           <w:szCs w:val="28"/>
         </w:rPr>
         <w:lastRenderedPageBreak/>
-        <w:t xml:space="preserve">Складність </w:t>
-      </w:r>
-      <w:proofErr w:type="spellStart"/>
-      <w:r>
-        <w:rPr>
-          <w:rFonts w:ascii="Times New Roman" w:hAnsi="Times New Roman" w:cs="Times New Roman"/>
-          <w:color w:val="auto"/>
-          <w:sz w:val="28"/>
-          <w:szCs w:val="28"/>
-        </w:rPr>
-        <w:t>Merge</w:t>
-      </w:r>
-      <w:proofErr w:type="spellEnd"/>
-      <w:r>
-        <w:rPr>
-          <w:rFonts w:ascii="Times New Roman" w:hAnsi="Times New Roman" w:cs="Times New Roman"/>
-          <w:color w:val="auto"/>
-          <w:sz w:val="28"/>
-          <w:szCs w:val="28"/>
-        </w:rPr>
-        <w:t xml:space="preserve"> </w:t>
-      </w:r>
-      <w:proofErr w:type="spellStart"/>
-      <w:r>
-        <w:rPr>
-          <w:rFonts w:ascii="Times New Roman" w:hAnsi="Times New Roman" w:cs="Times New Roman"/>
-          <w:color w:val="auto"/>
-          <w:sz w:val="28"/>
-          <w:szCs w:val="28"/>
-        </w:rPr>
-        <w:t>Sort</w:t>
-      </w:r>
-      <w:proofErr w:type="spellEnd"/>
-      <w:r>
-        <w:rPr>
-          <w:rFonts w:ascii="Times New Roman" w:hAnsi="Times New Roman" w:cs="Times New Roman"/>
-          <w:color w:val="auto"/>
-          <w:sz w:val="28"/>
-          <w:szCs w:val="28"/>
-        </w:rPr>
-        <w:t xml:space="preserve"> за теоремою рекурсії</w:t>
+        <w:t>Складність Merge Sort за теоремою рекурсії</w:t>
       </w:r>
     </w:p>
     <w:p>
@@ -2162,21 +1548,12 @@
         </w:rPr>
         <w:t>Р</w:t>
       </w:r>
-      <w:proofErr w:type="spellStart"/>
-      <w:r>
-        <w:rPr>
-          <w:sz w:val="28"/>
-          <w:szCs w:val="28"/>
-        </w:rPr>
-        <w:t>екурентне</w:t>
-      </w:r>
-      <w:proofErr w:type="spellEnd"/>
-      <w:r>
-        <w:rPr>
-          <w:sz w:val="28"/>
-          <w:szCs w:val="28"/>
-        </w:rPr>
-        <w:t xml:space="preserve"> рівняння:</w:t>
+      <w:r>
+        <w:rPr>
+          <w:sz w:val="28"/>
+          <w:szCs w:val="28"/>
+        </w:rPr>
+        <w:t>екурентне рівняння:</w:t>
       </w:r>
     </w:p>
     <w:p>
@@ -2770,47 +2147,7 @@
           <w:sz w:val="28"/>
           <w:szCs w:val="28"/>
         </w:rPr>
-        <w:t>Швидке сортування (</w:t>
-      </w:r>
-      <w:proofErr w:type="spellStart"/>
-      <w:r>
-        <w:rPr>
-          <w:rFonts w:ascii="Times New Roman" w:hAnsi="Times New Roman" w:cs="Times New Roman"/>
-          <w:color w:val="auto"/>
-          <w:sz w:val="28"/>
-          <w:szCs w:val="28"/>
-        </w:rPr>
-        <w:t>Quick</w:t>
-      </w:r>
-      <w:proofErr w:type="spellEnd"/>
-      <w:r>
-        <w:rPr>
-          <w:rFonts w:ascii="Times New Roman" w:hAnsi="Times New Roman" w:cs="Times New Roman"/>
-          <w:color w:val="auto"/>
-          <w:sz w:val="28"/>
-          <w:szCs w:val="28"/>
-        </w:rPr>
-        <w:t xml:space="preserve"> </w:t>
-      </w:r>
-      <w:proofErr w:type="spellStart"/>
-      <w:r>
-        <w:rPr>
-          <w:rFonts w:ascii="Times New Roman" w:hAnsi="Times New Roman" w:cs="Times New Roman"/>
-          <w:color w:val="auto"/>
-          <w:sz w:val="28"/>
-          <w:szCs w:val="28"/>
-        </w:rPr>
-        <w:t>Sort</w:t>
-      </w:r>
-      <w:proofErr w:type="spellEnd"/>
-      <w:r>
-        <w:rPr>
-          <w:rFonts w:ascii="Times New Roman" w:hAnsi="Times New Roman" w:cs="Times New Roman"/>
-          <w:color w:val="auto"/>
-          <w:sz w:val="28"/>
-          <w:szCs w:val="28"/>
-        </w:rPr>
-        <w:t>)</w:t>
+        <w:t>Швидке сортування (Quick Sort)</w:t>
       </w:r>
     </w:p>
     <w:p>
@@ -2829,71 +2166,7 @@
           <w:sz w:val="28"/>
           <w:szCs w:val="28"/>
         </w:rPr>
-        <w:t>Обирається опорний елемент (</w:t>
-      </w:r>
-      <w:proofErr w:type="spellStart"/>
-      <w:r>
-        <w:rPr>
-          <w:sz w:val="28"/>
-          <w:szCs w:val="28"/>
-        </w:rPr>
-        <w:t>pivot</w:t>
-      </w:r>
-      <w:proofErr w:type="spellEnd"/>
-      <w:r>
-        <w:rPr>
-          <w:sz w:val="28"/>
-          <w:szCs w:val="28"/>
-        </w:rPr>
-        <w:t xml:space="preserve">), масив ділиться на "менші за </w:t>
-      </w:r>
-      <w:proofErr w:type="spellStart"/>
-      <w:r>
-        <w:rPr>
-          <w:sz w:val="28"/>
-          <w:szCs w:val="28"/>
-        </w:rPr>
-        <w:t>pivot</w:t>
-      </w:r>
-      <w:proofErr w:type="spellEnd"/>
-      <w:r>
-        <w:rPr>
-          <w:sz w:val="28"/>
-          <w:szCs w:val="28"/>
-        </w:rPr>
-        <w:t xml:space="preserve">" та "більші за </w:t>
-      </w:r>
-      <w:proofErr w:type="spellStart"/>
-      <w:r>
-        <w:rPr>
-          <w:sz w:val="28"/>
-          <w:szCs w:val="28"/>
-        </w:rPr>
-        <w:t>pivot</w:t>
-      </w:r>
-      <w:proofErr w:type="spellEnd"/>
-      <w:r>
-        <w:rPr>
-          <w:sz w:val="28"/>
-          <w:szCs w:val="28"/>
-        </w:rPr>
-        <w:t xml:space="preserve">", які сортуються </w:t>
-      </w:r>
-      <w:proofErr w:type="spellStart"/>
-      <w:r>
-        <w:rPr>
-          <w:sz w:val="28"/>
-          <w:szCs w:val="28"/>
-        </w:rPr>
-        <w:t>рекурсивно</w:t>
-      </w:r>
-      <w:proofErr w:type="spellEnd"/>
-      <w:r>
-        <w:rPr>
-          <w:sz w:val="28"/>
-          <w:szCs w:val="28"/>
-        </w:rPr>
-        <w:t>.</w:t>
+        <w:t>Обирається опорний елемент (pivot), масив ділиться на "менші за pivot" та "більші за pivot", які сортуються рекурсивно.</w:t>
       </w:r>
     </w:p>
     <w:p>
@@ -2921,7 +2194,6 @@
           <w:szCs w:val="28"/>
         </w:rPr>
       </w:pPr>
-      <w:proofErr w:type="spellStart"/>
       <w:r>
         <w:rPr>
           <w:rStyle w:val="HTML1"/>
@@ -2929,57 +2201,7 @@
           <w:sz w:val="28"/>
           <w:szCs w:val="28"/>
         </w:rPr>
-        <w:t>def</w:t>
-      </w:r>
-      <w:proofErr w:type="spellEnd"/>
-      <w:r>
-        <w:rPr>
-          <w:rStyle w:val="HTML1"/>
-          <w:rFonts w:ascii="Times New Roman" w:hAnsi="Times New Roman" w:cs="Times New Roman"/>
-          <w:sz w:val="28"/>
-          <w:szCs w:val="28"/>
-        </w:rPr>
-        <w:t xml:space="preserve"> </w:t>
-      </w:r>
-      <w:proofErr w:type="spellStart"/>
-      <w:r>
-        <w:rPr>
-          <w:rStyle w:val="HTML1"/>
-          <w:rFonts w:ascii="Times New Roman" w:hAnsi="Times New Roman" w:cs="Times New Roman"/>
-          <w:sz w:val="28"/>
-          <w:szCs w:val="28"/>
-        </w:rPr>
-        <w:t>quick_sort</w:t>
-      </w:r>
-      <w:proofErr w:type="spellEnd"/>
-      <w:r>
-        <w:rPr>
-          <w:rStyle w:val="HTML1"/>
-          <w:rFonts w:ascii="Times New Roman" w:hAnsi="Times New Roman" w:cs="Times New Roman"/>
-          <w:sz w:val="28"/>
-          <w:szCs w:val="28"/>
-        </w:rPr>
-        <w:t>(</w:t>
-      </w:r>
-      <w:proofErr w:type="spellStart"/>
-      <w:r>
-        <w:rPr>
-          <w:rStyle w:val="HTML1"/>
-          <w:rFonts w:ascii="Times New Roman" w:hAnsi="Times New Roman" w:cs="Times New Roman"/>
-          <w:sz w:val="28"/>
-          <w:szCs w:val="28"/>
-        </w:rPr>
-        <w:t>arr</w:t>
-      </w:r>
-      <w:proofErr w:type="spellEnd"/>
-      <w:r>
-        <w:rPr>
-          <w:rStyle w:val="HTML1"/>
-          <w:rFonts w:ascii="Times New Roman" w:hAnsi="Times New Roman" w:cs="Times New Roman"/>
-          <w:sz w:val="28"/>
-          <w:szCs w:val="28"/>
-        </w:rPr>
-        <w:t>):</w:t>
+        <w:t>def quick_sort(arr):</w:t>
       </w:r>
     </w:p>
     <w:p>
@@ -3003,7 +2225,6 @@
         </w:rPr>
         <w:tab/>
       </w:r>
-      <w:proofErr w:type="spellStart"/>
       <w:r>
         <w:rPr>
           <w:rStyle w:val="HTML1"/>
@@ -3011,57 +2232,7 @@
           <w:sz w:val="28"/>
           <w:szCs w:val="28"/>
         </w:rPr>
-        <w:t>if</w:t>
-      </w:r>
-      <w:proofErr w:type="spellEnd"/>
-      <w:r>
-        <w:rPr>
-          <w:rStyle w:val="HTML1"/>
-          <w:rFonts w:ascii="Times New Roman" w:hAnsi="Times New Roman" w:cs="Times New Roman"/>
-          <w:sz w:val="28"/>
-          <w:szCs w:val="28"/>
-        </w:rPr>
-        <w:t xml:space="preserve"> </w:t>
-      </w:r>
-      <w:proofErr w:type="spellStart"/>
-      <w:r>
-        <w:rPr>
-          <w:rStyle w:val="HTML1"/>
-          <w:rFonts w:ascii="Times New Roman" w:hAnsi="Times New Roman" w:cs="Times New Roman"/>
-          <w:sz w:val="28"/>
-          <w:szCs w:val="28"/>
-        </w:rPr>
-        <w:t>len</w:t>
-      </w:r>
-      <w:proofErr w:type="spellEnd"/>
-      <w:r>
-        <w:rPr>
-          <w:rStyle w:val="HTML1"/>
-          <w:rFonts w:ascii="Times New Roman" w:hAnsi="Times New Roman" w:cs="Times New Roman"/>
-          <w:sz w:val="28"/>
-          <w:szCs w:val="28"/>
-        </w:rPr>
-        <w:t>(</w:t>
-      </w:r>
-      <w:proofErr w:type="spellStart"/>
-      <w:r>
-        <w:rPr>
-          <w:rStyle w:val="HTML1"/>
-          <w:rFonts w:ascii="Times New Roman" w:hAnsi="Times New Roman" w:cs="Times New Roman"/>
-          <w:sz w:val="28"/>
-          <w:szCs w:val="28"/>
-        </w:rPr>
-        <w:t>arr</w:t>
-      </w:r>
-      <w:proofErr w:type="spellEnd"/>
-      <w:r>
-        <w:rPr>
-          <w:rStyle w:val="HTML1"/>
-          <w:rFonts w:ascii="Times New Roman" w:hAnsi="Times New Roman" w:cs="Times New Roman"/>
-          <w:sz w:val="28"/>
-          <w:szCs w:val="28"/>
-        </w:rPr>
-        <w:t>) &lt;= 1:</w:t>
+        <w:t>if len(arr) &lt;= 1:</w:t>
       </w:r>
     </w:p>
     <w:p>
@@ -3103,7 +2274,6 @@
         </w:rPr>
         <w:tab/>
       </w:r>
-      <w:proofErr w:type="spellStart"/>
       <w:r>
         <w:rPr>
           <w:rStyle w:val="HTML1"/>
@@ -3111,29 +2281,8 @@
           <w:sz w:val="28"/>
           <w:szCs w:val="28"/>
         </w:rPr>
-        <w:t>return</w:t>
-      </w:r>
-      <w:proofErr w:type="spellEnd"/>
-      <w:r>
-        <w:rPr>
-          <w:rStyle w:val="HTML1"/>
-          <w:rFonts w:ascii="Times New Roman" w:hAnsi="Times New Roman" w:cs="Times New Roman"/>
-          <w:sz w:val="28"/>
-          <w:szCs w:val="28"/>
-        </w:rPr>
-        <w:t xml:space="preserve"> </w:t>
-      </w:r>
-      <w:proofErr w:type="spellStart"/>
-      <w:r>
-        <w:rPr>
-          <w:rStyle w:val="HTML1"/>
-          <w:rFonts w:ascii="Times New Roman" w:hAnsi="Times New Roman" w:cs="Times New Roman"/>
-          <w:sz w:val="28"/>
-          <w:szCs w:val="28"/>
-        </w:rPr>
-        <w:t>arr</w:t>
-      </w:r>
-      <w:proofErr w:type="spellEnd"/>
+        <w:t>return arr</w:t>
+      </w:r>
     </w:p>
     <w:p>
       <w:pPr>
@@ -3165,7 +2314,6 @@
         </w:rPr>
         <w:tab/>
       </w:r>
-      <w:proofErr w:type="spellStart"/>
       <w:r>
         <w:rPr>
           <w:rStyle w:val="HTML1"/>
@@ -3173,77 +2321,7 @@
           <w:sz w:val="28"/>
           <w:szCs w:val="28"/>
         </w:rPr>
-        <w:t>pivot</w:t>
-      </w:r>
-      <w:proofErr w:type="spellEnd"/>
-      <w:r>
-        <w:rPr>
-          <w:rStyle w:val="HTML1"/>
-          <w:rFonts w:ascii="Times New Roman" w:hAnsi="Times New Roman" w:cs="Times New Roman"/>
-          <w:sz w:val="28"/>
-          <w:szCs w:val="28"/>
-        </w:rPr>
-        <w:t xml:space="preserve"> = </w:t>
-      </w:r>
-      <w:proofErr w:type="spellStart"/>
-      <w:r>
-        <w:rPr>
-          <w:rStyle w:val="HTML1"/>
-          <w:rFonts w:ascii="Times New Roman" w:hAnsi="Times New Roman" w:cs="Times New Roman"/>
-          <w:sz w:val="28"/>
-          <w:szCs w:val="28"/>
-        </w:rPr>
-        <w:t>arr</w:t>
-      </w:r>
-      <w:proofErr w:type="spellEnd"/>
-      <w:r>
-        <w:rPr>
-          <w:rStyle w:val="HTML1"/>
-          <w:rFonts w:ascii="Times New Roman" w:hAnsi="Times New Roman" w:cs="Times New Roman"/>
-          <w:sz w:val="28"/>
-          <w:szCs w:val="28"/>
-        </w:rPr>
-        <w:t>[</w:t>
-      </w:r>
-      <w:proofErr w:type="spellStart"/>
-      <w:r>
-        <w:rPr>
-          <w:rStyle w:val="HTML1"/>
-          <w:rFonts w:ascii="Times New Roman" w:hAnsi="Times New Roman" w:cs="Times New Roman"/>
-          <w:sz w:val="28"/>
-          <w:szCs w:val="28"/>
-        </w:rPr>
-        <w:t>len</w:t>
-      </w:r>
-      <w:proofErr w:type="spellEnd"/>
-      <w:r>
-        <w:rPr>
-          <w:rStyle w:val="HTML1"/>
-          <w:rFonts w:ascii="Times New Roman" w:hAnsi="Times New Roman" w:cs="Times New Roman"/>
-          <w:sz w:val="28"/>
-          <w:szCs w:val="28"/>
-        </w:rPr>
-        <w:t>(</w:t>
-      </w:r>
-      <w:proofErr w:type="spellStart"/>
-      <w:r>
-        <w:rPr>
-          <w:rStyle w:val="HTML1"/>
-          <w:rFonts w:ascii="Times New Roman" w:hAnsi="Times New Roman" w:cs="Times New Roman"/>
-          <w:sz w:val="28"/>
-          <w:szCs w:val="28"/>
-        </w:rPr>
-        <w:t>arr</w:t>
-      </w:r>
-      <w:proofErr w:type="spellEnd"/>
-      <w:r>
-        <w:rPr>
-          <w:rStyle w:val="HTML1"/>
-          <w:rFonts w:ascii="Times New Roman" w:hAnsi="Times New Roman" w:cs="Times New Roman"/>
-          <w:sz w:val="28"/>
-          <w:szCs w:val="28"/>
-        </w:rPr>
-        <w:t>) // 2]</w:t>
+        <w:t>pivot = arr[len(arr) // 2]</w:t>
       </w:r>
     </w:p>
     <w:p>
@@ -3276,7 +2354,6 @@
         </w:rPr>
         <w:tab/>
       </w:r>
-      <w:proofErr w:type="spellStart"/>
       <w:r>
         <w:rPr>
           <w:rStyle w:val="HTML1"/>
@@ -3284,117 +2361,7 @@
           <w:sz w:val="28"/>
           <w:szCs w:val="28"/>
         </w:rPr>
-        <w:t>left</w:t>
-      </w:r>
-      <w:proofErr w:type="spellEnd"/>
-      <w:r>
-        <w:rPr>
-          <w:rStyle w:val="HTML1"/>
-          <w:rFonts w:ascii="Times New Roman" w:hAnsi="Times New Roman" w:cs="Times New Roman"/>
-          <w:sz w:val="28"/>
-          <w:szCs w:val="28"/>
-        </w:rPr>
-        <w:t xml:space="preserve"> = [x </w:t>
-      </w:r>
-      <w:proofErr w:type="spellStart"/>
-      <w:r>
-        <w:rPr>
-          <w:rStyle w:val="HTML1"/>
-          <w:rFonts w:ascii="Times New Roman" w:hAnsi="Times New Roman" w:cs="Times New Roman"/>
-          <w:sz w:val="28"/>
-          <w:szCs w:val="28"/>
-        </w:rPr>
-        <w:t>for</w:t>
-      </w:r>
-      <w:proofErr w:type="spellEnd"/>
-      <w:r>
-        <w:rPr>
-          <w:rStyle w:val="HTML1"/>
-          <w:rFonts w:ascii="Times New Roman" w:hAnsi="Times New Roman" w:cs="Times New Roman"/>
-          <w:sz w:val="28"/>
-          <w:szCs w:val="28"/>
-        </w:rPr>
-        <w:t xml:space="preserve"> x </w:t>
-      </w:r>
-      <w:proofErr w:type="spellStart"/>
-      <w:r>
-        <w:rPr>
-          <w:rStyle w:val="HTML1"/>
-          <w:rFonts w:ascii="Times New Roman" w:hAnsi="Times New Roman" w:cs="Times New Roman"/>
-          <w:sz w:val="28"/>
-          <w:szCs w:val="28"/>
-        </w:rPr>
-        <w:t>in</w:t>
-      </w:r>
-      <w:proofErr w:type="spellEnd"/>
-      <w:r>
-        <w:rPr>
-          <w:rStyle w:val="HTML1"/>
-          <w:rFonts w:ascii="Times New Roman" w:hAnsi="Times New Roman" w:cs="Times New Roman"/>
-          <w:sz w:val="28"/>
-          <w:szCs w:val="28"/>
-        </w:rPr>
-        <w:t xml:space="preserve"> </w:t>
-      </w:r>
-      <w:proofErr w:type="spellStart"/>
-      <w:r>
-        <w:rPr>
-          <w:rStyle w:val="HTML1"/>
-          <w:rFonts w:ascii="Times New Roman" w:hAnsi="Times New Roman" w:cs="Times New Roman"/>
-          <w:sz w:val="28"/>
-          <w:szCs w:val="28"/>
-        </w:rPr>
-        <w:t>arr</w:t>
-      </w:r>
-      <w:proofErr w:type="spellEnd"/>
-      <w:r>
-        <w:rPr>
-          <w:rStyle w:val="HTML1"/>
-          <w:rFonts w:ascii="Times New Roman" w:hAnsi="Times New Roman" w:cs="Times New Roman"/>
-          <w:sz w:val="28"/>
-          <w:szCs w:val="28"/>
-        </w:rPr>
-        <w:t xml:space="preserve"> </w:t>
-      </w:r>
-      <w:proofErr w:type="spellStart"/>
-      <w:r>
-        <w:rPr>
-          <w:rStyle w:val="HTML1"/>
-          <w:rFonts w:ascii="Times New Roman" w:hAnsi="Times New Roman" w:cs="Times New Roman"/>
-          <w:sz w:val="28"/>
-          <w:szCs w:val="28"/>
-        </w:rPr>
-        <w:t>if</w:t>
-      </w:r>
-      <w:proofErr w:type="spellEnd"/>
-      <w:r>
-        <w:rPr>
-          <w:rStyle w:val="HTML1"/>
-          <w:rFonts w:ascii="Times New Roman" w:hAnsi="Times New Roman" w:cs="Times New Roman"/>
-          <w:sz w:val="28"/>
-          <w:szCs w:val="28"/>
-        </w:rPr>
-        <w:t xml:space="preserve"> x &lt; </w:t>
-      </w:r>
-      <w:proofErr w:type="spellStart"/>
-      <w:r>
-        <w:rPr>
-          <w:rStyle w:val="HTML1"/>
-          <w:rFonts w:ascii="Times New Roman" w:hAnsi="Times New Roman" w:cs="Times New Roman"/>
-          <w:sz w:val="28"/>
-          <w:szCs w:val="28"/>
-        </w:rPr>
-        <w:t>pivot</w:t>
-      </w:r>
-      <w:proofErr w:type="spellEnd"/>
-      <w:r>
-        <w:rPr>
-          <w:rStyle w:val="HTML1"/>
-          <w:rFonts w:ascii="Times New Roman" w:hAnsi="Times New Roman" w:cs="Times New Roman"/>
-          <w:sz w:val="28"/>
-          <w:szCs w:val="28"/>
-        </w:rPr>
-        <w:t>]</w:t>
+        <w:t>left = [x for x in arr if x &lt; pivot]</w:t>
       </w:r>
     </w:p>
     <w:p>
@@ -3427,7 +2394,6 @@
         </w:rPr>
         <w:tab/>
       </w:r>
-      <w:proofErr w:type="spellStart"/>
       <w:r>
         <w:rPr>
           <w:rStyle w:val="HTML1"/>
@@ -3435,117 +2401,7 @@
           <w:sz w:val="28"/>
           <w:szCs w:val="28"/>
         </w:rPr>
-        <w:t>middle</w:t>
-      </w:r>
-      <w:proofErr w:type="spellEnd"/>
-      <w:r>
-        <w:rPr>
-          <w:rStyle w:val="HTML1"/>
-          <w:rFonts w:ascii="Times New Roman" w:hAnsi="Times New Roman" w:cs="Times New Roman"/>
-          <w:sz w:val="28"/>
-          <w:szCs w:val="28"/>
-        </w:rPr>
-        <w:t xml:space="preserve"> = [x </w:t>
-      </w:r>
-      <w:proofErr w:type="spellStart"/>
-      <w:r>
-        <w:rPr>
-          <w:rStyle w:val="HTML1"/>
-          <w:rFonts w:ascii="Times New Roman" w:hAnsi="Times New Roman" w:cs="Times New Roman"/>
-          <w:sz w:val="28"/>
-          <w:szCs w:val="28"/>
-        </w:rPr>
-        <w:t>for</w:t>
-      </w:r>
-      <w:proofErr w:type="spellEnd"/>
-      <w:r>
-        <w:rPr>
-          <w:rStyle w:val="HTML1"/>
-          <w:rFonts w:ascii="Times New Roman" w:hAnsi="Times New Roman" w:cs="Times New Roman"/>
-          <w:sz w:val="28"/>
-          <w:szCs w:val="28"/>
-        </w:rPr>
-        <w:t xml:space="preserve"> x </w:t>
-      </w:r>
-      <w:proofErr w:type="spellStart"/>
-      <w:r>
-        <w:rPr>
-          <w:rStyle w:val="HTML1"/>
-          <w:rFonts w:ascii="Times New Roman" w:hAnsi="Times New Roman" w:cs="Times New Roman"/>
-          <w:sz w:val="28"/>
-          <w:szCs w:val="28"/>
-        </w:rPr>
-        <w:t>in</w:t>
-      </w:r>
-      <w:proofErr w:type="spellEnd"/>
-      <w:r>
-        <w:rPr>
-          <w:rStyle w:val="HTML1"/>
-          <w:rFonts w:ascii="Times New Roman" w:hAnsi="Times New Roman" w:cs="Times New Roman"/>
-          <w:sz w:val="28"/>
-          <w:szCs w:val="28"/>
-        </w:rPr>
-        <w:t xml:space="preserve"> </w:t>
-      </w:r>
-      <w:proofErr w:type="spellStart"/>
-      <w:r>
-        <w:rPr>
-          <w:rStyle w:val="HTML1"/>
-          <w:rFonts w:ascii="Times New Roman" w:hAnsi="Times New Roman" w:cs="Times New Roman"/>
-          <w:sz w:val="28"/>
-          <w:szCs w:val="28"/>
-        </w:rPr>
-        <w:t>arr</w:t>
-      </w:r>
-      <w:proofErr w:type="spellEnd"/>
-      <w:r>
-        <w:rPr>
-          <w:rStyle w:val="HTML1"/>
-          <w:rFonts w:ascii="Times New Roman" w:hAnsi="Times New Roman" w:cs="Times New Roman"/>
-          <w:sz w:val="28"/>
-          <w:szCs w:val="28"/>
-        </w:rPr>
-        <w:t xml:space="preserve"> </w:t>
-      </w:r>
-      <w:proofErr w:type="spellStart"/>
-      <w:r>
-        <w:rPr>
-          <w:rStyle w:val="HTML1"/>
-          <w:rFonts w:ascii="Times New Roman" w:hAnsi="Times New Roman" w:cs="Times New Roman"/>
-          <w:sz w:val="28"/>
-          <w:szCs w:val="28"/>
-        </w:rPr>
-        <w:t>if</w:t>
-      </w:r>
-      <w:proofErr w:type="spellEnd"/>
-      <w:r>
-        <w:rPr>
-          <w:rStyle w:val="HTML1"/>
-          <w:rFonts w:ascii="Times New Roman" w:hAnsi="Times New Roman" w:cs="Times New Roman"/>
-          <w:sz w:val="28"/>
-          <w:szCs w:val="28"/>
-        </w:rPr>
-        <w:t xml:space="preserve"> x == </w:t>
-      </w:r>
-      <w:proofErr w:type="spellStart"/>
-      <w:r>
-        <w:rPr>
-          <w:rStyle w:val="HTML1"/>
-          <w:rFonts w:ascii="Times New Roman" w:hAnsi="Times New Roman" w:cs="Times New Roman"/>
-          <w:sz w:val="28"/>
-          <w:szCs w:val="28"/>
-        </w:rPr>
-        <w:t>pivot</w:t>
-      </w:r>
-      <w:proofErr w:type="spellEnd"/>
-      <w:r>
-        <w:rPr>
-          <w:rStyle w:val="HTML1"/>
-          <w:rFonts w:ascii="Times New Roman" w:hAnsi="Times New Roman" w:cs="Times New Roman"/>
-          <w:sz w:val="28"/>
-          <w:szCs w:val="28"/>
-        </w:rPr>
-        <w:t>]</w:t>
+        <w:t>middle = [x for x in arr if x == pivot]</w:t>
       </w:r>
     </w:p>
     <w:p>
@@ -3578,7 +2434,6 @@
         </w:rPr>
         <w:tab/>
       </w:r>
-      <w:proofErr w:type="spellStart"/>
       <w:r>
         <w:rPr>
           <w:rStyle w:val="HTML1"/>
@@ -3586,117 +2441,7 @@
           <w:sz w:val="28"/>
           <w:szCs w:val="28"/>
         </w:rPr>
-        <w:t>right</w:t>
-      </w:r>
-      <w:proofErr w:type="spellEnd"/>
-      <w:r>
-        <w:rPr>
-          <w:rStyle w:val="HTML1"/>
-          <w:rFonts w:ascii="Times New Roman" w:hAnsi="Times New Roman" w:cs="Times New Roman"/>
-          <w:sz w:val="28"/>
-          <w:szCs w:val="28"/>
-        </w:rPr>
-        <w:t xml:space="preserve"> = [x </w:t>
-      </w:r>
-      <w:proofErr w:type="spellStart"/>
-      <w:r>
-        <w:rPr>
-          <w:rStyle w:val="HTML1"/>
-          <w:rFonts w:ascii="Times New Roman" w:hAnsi="Times New Roman" w:cs="Times New Roman"/>
-          <w:sz w:val="28"/>
-          <w:szCs w:val="28"/>
-        </w:rPr>
-        <w:t>for</w:t>
-      </w:r>
-      <w:proofErr w:type="spellEnd"/>
-      <w:r>
-        <w:rPr>
-          <w:rStyle w:val="HTML1"/>
-          <w:rFonts w:ascii="Times New Roman" w:hAnsi="Times New Roman" w:cs="Times New Roman"/>
-          <w:sz w:val="28"/>
-          <w:szCs w:val="28"/>
-        </w:rPr>
-        <w:t xml:space="preserve"> x </w:t>
-      </w:r>
-      <w:proofErr w:type="spellStart"/>
-      <w:r>
-        <w:rPr>
-          <w:rStyle w:val="HTML1"/>
-          <w:rFonts w:ascii="Times New Roman" w:hAnsi="Times New Roman" w:cs="Times New Roman"/>
-          <w:sz w:val="28"/>
-          <w:szCs w:val="28"/>
-        </w:rPr>
-        <w:t>in</w:t>
-      </w:r>
-      <w:proofErr w:type="spellEnd"/>
-      <w:r>
-        <w:rPr>
-          <w:rStyle w:val="HTML1"/>
-          <w:rFonts w:ascii="Times New Roman" w:hAnsi="Times New Roman" w:cs="Times New Roman"/>
-          <w:sz w:val="28"/>
-          <w:szCs w:val="28"/>
-        </w:rPr>
-        <w:t xml:space="preserve"> </w:t>
-      </w:r>
-      <w:proofErr w:type="spellStart"/>
-      <w:r>
-        <w:rPr>
-          <w:rStyle w:val="HTML1"/>
-          <w:rFonts w:ascii="Times New Roman" w:hAnsi="Times New Roman" w:cs="Times New Roman"/>
-          <w:sz w:val="28"/>
-          <w:szCs w:val="28"/>
-        </w:rPr>
-        <w:t>arr</w:t>
-      </w:r>
-      <w:proofErr w:type="spellEnd"/>
-      <w:r>
-        <w:rPr>
-          <w:rStyle w:val="HTML1"/>
-          <w:rFonts w:ascii="Times New Roman" w:hAnsi="Times New Roman" w:cs="Times New Roman"/>
-          <w:sz w:val="28"/>
-          <w:szCs w:val="28"/>
-        </w:rPr>
-        <w:t xml:space="preserve"> </w:t>
-      </w:r>
-      <w:proofErr w:type="spellStart"/>
-      <w:r>
-        <w:rPr>
-          <w:rStyle w:val="HTML1"/>
-          <w:rFonts w:ascii="Times New Roman" w:hAnsi="Times New Roman" w:cs="Times New Roman"/>
-          <w:sz w:val="28"/>
-          <w:szCs w:val="28"/>
-        </w:rPr>
-        <w:t>if</w:t>
-      </w:r>
-      <w:proofErr w:type="spellEnd"/>
-      <w:r>
-        <w:rPr>
-          <w:rStyle w:val="HTML1"/>
-          <w:rFonts w:ascii="Times New Roman" w:hAnsi="Times New Roman" w:cs="Times New Roman"/>
-          <w:sz w:val="28"/>
-          <w:szCs w:val="28"/>
-        </w:rPr>
-        <w:t xml:space="preserve"> x &gt; </w:t>
-      </w:r>
-      <w:proofErr w:type="spellStart"/>
-      <w:r>
-        <w:rPr>
-          <w:rStyle w:val="HTML1"/>
-          <w:rFonts w:ascii="Times New Roman" w:hAnsi="Times New Roman" w:cs="Times New Roman"/>
-          <w:sz w:val="28"/>
-          <w:szCs w:val="28"/>
-        </w:rPr>
-        <w:t>pivot</w:t>
-      </w:r>
-      <w:proofErr w:type="spellEnd"/>
-      <w:r>
-        <w:rPr>
-          <w:rStyle w:val="HTML1"/>
-          <w:rFonts w:ascii="Times New Roman" w:hAnsi="Times New Roman" w:cs="Times New Roman"/>
-          <w:sz w:val="28"/>
-          <w:szCs w:val="28"/>
-        </w:rPr>
-        <w:t>]</w:t>
+        <w:t>right = [x for x in arr if x &gt; pivot]</w:t>
       </w:r>
     </w:p>
     <w:p>
@@ -3720,7 +2465,6 @@
         </w:rPr>
         <w:tab/>
       </w:r>
-      <w:proofErr w:type="spellStart"/>
       <w:r>
         <w:rPr>
           <w:rStyle w:val="HTML1"/>
@@ -3728,117 +2472,7 @@
           <w:sz w:val="28"/>
           <w:szCs w:val="28"/>
         </w:rPr>
-        <w:t>return</w:t>
-      </w:r>
-      <w:proofErr w:type="spellEnd"/>
-      <w:r>
-        <w:rPr>
-          <w:rStyle w:val="HTML1"/>
-          <w:rFonts w:ascii="Times New Roman" w:hAnsi="Times New Roman" w:cs="Times New Roman"/>
-          <w:sz w:val="28"/>
-          <w:szCs w:val="28"/>
-        </w:rPr>
-        <w:t xml:space="preserve"> </w:t>
-      </w:r>
-      <w:proofErr w:type="spellStart"/>
-      <w:r>
-        <w:rPr>
-          <w:rStyle w:val="HTML1"/>
-          <w:rFonts w:ascii="Times New Roman" w:hAnsi="Times New Roman" w:cs="Times New Roman"/>
-          <w:sz w:val="28"/>
-          <w:szCs w:val="28"/>
-        </w:rPr>
-        <w:t>quick_sort</w:t>
-      </w:r>
-      <w:proofErr w:type="spellEnd"/>
-      <w:r>
-        <w:rPr>
-          <w:rStyle w:val="HTML1"/>
-          <w:rFonts w:ascii="Times New Roman" w:hAnsi="Times New Roman" w:cs="Times New Roman"/>
-          <w:sz w:val="28"/>
-          <w:szCs w:val="28"/>
-        </w:rPr>
-        <w:t>(</w:t>
-      </w:r>
-      <w:proofErr w:type="spellStart"/>
-      <w:r>
-        <w:rPr>
-          <w:rStyle w:val="HTML1"/>
-          <w:rFonts w:ascii="Times New Roman" w:hAnsi="Times New Roman" w:cs="Times New Roman"/>
-          <w:sz w:val="28"/>
-          <w:szCs w:val="28"/>
-        </w:rPr>
-        <w:t>left</w:t>
-      </w:r>
-      <w:proofErr w:type="spellEnd"/>
-      <w:r>
-        <w:rPr>
-          <w:rStyle w:val="HTML1"/>
-          <w:rFonts w:ascii="Times New Roman" w:hAnsi="Times New Roman" w:cs="Times New Roman"/>
-          <w:sz w:val="28"/>
-          <w:szCs w:val="28"/>
-        </w:rPr>
-        <w:t xml:space="preserve">) + </w:t>
-      </w:r>
-      <w:proofErr w:type="spellStart"/>
-      <w:r>
-        <w:rPr>
-          <w:rStyle w:val="HTML1"/>
-          <w:rFonts w:ascii="Times New Roman" w:hAnsi="Times New Roman" w:cs="Times New Roman"/>
-          <w:sz w:val="28"/>
-          <w:szCs w:val="28"/>
-        </w:rPr>
-        <w:t>middle</w:t>
-      </w:r>
-      <w:proofErr w:type="spellEnd"/>
-      <w:r>
-        <w:rPr>
-          <w:rStyle w:val="HTML1"/>
-          <w:rFonts w:ascii="Times New Roman" w:hAnsi="Times New Roman" w:cs="Times New Roman"/>
-          <w:sz w:val="28"/>
-          <w:szCs w:val="28"/>
-        </w:rPr>
-        <w:t xml:space="preserve"> + </w:t>
-      </w:r>
-      <w:proofErr w:type="spellStart"/>
-      <w:r>
-        <w:rPr>
-          <w:rStyle w:val="HTML1"/>
-          <w:rFonts w:ascii="Times New Roman" w:hAnsi="Times New Roman" w:cs="Times New Roman"/>
-          <w:sz w:val="28"/>
-          <w:szCs w:val="28"/>
-        </w:rPr>
-        <w:t>quick_sort</w:t>
-      </w:r>
-      <w:proofErr w:type="spellEnd"/>
-      <w:r>
-        <w:rPr>
-          <w:rStyle w:val="HTML1"/>
-          <w:rFonts w:ascii="Times New Roman" w:hAnsi="Times New Roman" w:cs="Times New Roman"/>
-          <w:sz w:val="28"/>
-          <w:szCs w:val="28"/>
-        </w:rPr>
-        <w:t>(</w:t>
-      </w:r>
-      <w:proofErr w:type="spellStart"/>
-      <w:r>
-        <w:rPr>
-          <w:rStyle w:val="HTML1"/>
-          <w:rFonts w:ascii="Times New Roman" w:hAnsi="Times New Roman" w:cs="Times New Roman"/>
-          <w:sz w:val="28"/>
-          <w:szCs w:val="28"/>
-        </w:rPr>
-        <w:t>right</w:t>
-      </w:r>
-      <w:proofErr w:type="spellEnd"/>
-      <w:r>
-        <w:rPr>
-          <w:rStyle w:val="HTML1"/>
-          <w:rFonts w:ascii="Times New Roman" w:hAnsi="Times New Roman" w:cs="Times New Roman"/>
-          <w:sz w:val="28"/>
-          <w:szCs w:val="28"/>
-        </w:rPr>
-        <w:t>)</w:t>
+        <w:t>return quick_sort(left) + middle + quick_sort(right)</w:t>
       </w:r>
     </w:p>
     <w:p>
@@ -4250,77 +2884,6 @@
         </w:rPr>
         <w:t>.</w:t>
       </w:r>
-      <w:r>
-        <w:rPr>
-          <w:sz w:val="28"/>
-          <w:szCs w:val="28"/>
-          <w:lang w:val="ru-RU"/>
-        </w:rPr>
-        <w:t>\</w:t>
-      </w:r>
-    </w:p>
-    <w:p>
-      <w:pPr>
-        <w:pStyle w:val="a7"/>
-        <w:numPr>
-          <w:ilvl w:val="0"/>
-          <w:numId w:val="26"/>
-        </w:numPr>
-        <w:tabs>
-          <w:tab w:val="left" w:pos="1134"/>
-        </w:tabs>
-        <w:spacing w:after="0" w:line="360" w:lineRule="auto"/>
-        <w:jc w:val="both"/>
-        <w:rPr>
-          <w:rFonts w:eastAsia="Times New Roman" w:cs="Times New Roman"/>
-          <w:szCs w:val="28"/>
-          <w:lang w:eastAsia="uk-UA"/>
-        </w:rPr>
-      </w:pPr>
-      <w:r>
-        <w:rPr>
-          <w:rFonts w:eastAsia="Times New Roman" w:cs="Times New Roman"/>
-          <w:b/>
-          <w:szCs w:val="28"/>
-          <w:lang w:eastAsia="uk-UA"/>
-        </w:rPr>
-        <w:t>Висновки:</w:t>
-      </w:r>
-      <w:r>
-        <w:rPr>
-          <w:rFonts w:eastAsia="Times New Roman" w:cs="Times New Roman"/>
-          <w:bCs/>
-          <w:szCs w:val="28"/>
-          <w:lang w:eastAsia="uk-UA"/>
-        </w:rPr>
-        <w:t xml:space="preserve"> завдяки цій лабораторній роботі я</w:t>
-      </w:r>
-      <w:r>
-        <w:rPr>
-          <w:rFonts w:eastAsia="Times New Roman" w:cs="Times New Roman"/>
-          <w:szCs w:val="28"/>
-          <w:lang w:eastAsia="uk-UA"/>
-        </w:rPr>
-        <w:t xml:space="preserve"> </w:t>
-      </w:r>
-      <w:proofErr w:type="spellStart"/>
-      <w:r>
-        <w:rPr>
-          <w:rFonts w:eastAsia="Times New Roman" w:cs="Times New Roman"/>
-          <w:szCs w:val="28"/>
-          <w:lang w:val="ru-RU" w:eastAsia="uk-UA"/>
-        </w:rPr>
-        <w:t>вивчив</w:t>
-      </w:r>
-      <w:proofErr w:type="spellEnd"/>
-      <w:r>
-        <w:rPr>
-          <w:rFonts w:eastAsia="Times New Roman" w:cs="Times New Roman"/>
-          <w:szCs w:val="28"/>
-          <w:lang w:eastAsia="uk-UA"/>
-        </w:rPr>
-        <w:t xml:space="preserve"> поняття алгоритму, його властивостей, способів описання та методів оцінки складності..</w:t>
-      </w:r>
     </w:p>
     <w:p>
       <w:pPr>
@@ -4340,7 +2903,6 @@
           <w:sz w:val="28"/>
           <w:szCs w:val="28"/>
         </w:rPr>
-        <w:lastRenderedPageBreak/>
         <w:t>Висновки</w:t>
       </w:r>
       <w:r>
@@ -4348,7 +2910,21 @@
           <w:sz w:val="28"/>
           <w:szCs w:val="28"/>
         </w:rPr>
-        <w:t>: завдяки цій лабораторній роботі я опанувати основні алгоритми сортування та навчитись методам аналізу їх асимптотичної складності.</w:t>
+        <w:t>: завдяки цій лабораторній роботі я опанува</w:t>
+      </w:r>
+      <w:r>
+        <w:rPr>
+          <w:sz w:val="28"/>
+          <w:szCs w:val="28"/>
+        </w:rPr>
+        <w:t>в</w:t>
+      </w:r>
+      <w:r>
+        <w:rPr>
+          <w:sz w:val="28"/>
+          <w:szCs w:val="28"/>
+        </w:rPr>
+        <w:t xml:space="preserve"> основні алгоритми сортування та навчитись методам аналізу їх асимптотичної складності.</w:t>
       </w:r>
     </w:p>
     <w:p>
@@ -4379,6 +2955,7 @@
           <w:sz w:val="28"/>
           <w:szCs w:val="28"/>
         </w:rPr>
+        <w:lastRenderedPageBreak/>
         <w:t>Відповіді на контрольні запитання</w:t>
       </w:r>
     </w:p>
@@ -4562,25 +3139,7 @@
           <w:sz w:val="28"/>
           <w:szCs w:val="28"/>
         </w:rPr>
-        <w:t xml:space="preserve">) у найгіршому випадку мають алгоритми </w:t>
-      </w:r>
-      <w:proofErr w:type="spellStart"/>
-      <w:r>
-        <w:rPr>
-          <w:rStyle w:val="citation-416"/>
-          <w:sz w:val="28"/>
-          <w:szCs w:val="28"/>
-        </w:rPr>
-        <w:t>бульбашкового</w:t>
-      </w:r>
-      <w:proofErr w:type="spellEnd"/>
-      <w:r>
-        <w:rPr>
-          <w:rStyle w:val="citation-416"/>
-          <w:sz w:val="28"/>
-          <w:szCs w:val="28"/>
-        </w:rPr>
-        <w:t xml:space="preserve">, вставлянням та вибором. Це велика проблема для великих даних, оскільки при збільшенні масиву в 10 разів час сортування зростає у 100 разів. Наприклад, якщо 1000 елементів сортуються 1 секунду, то мільйон елементів на тому ж обладнанні зажадає понад 11 днів безперервної роботи. </w:t>
+        <w:t xml:space="preserve">) у найгіршому випадку мають алгоритми бульбашкового, вставлянням та вибором. Це велика проблема для великих даних, оскільки при збільшенні масиву в 10 разів час сортування зростає у 100 разів. Наприклад, якщо 1000 елементів сортуються 1 секунду, то мільйон елементів на тому ж обладнанні зажадає понад 11 днів безперервної роботи. </w:t>
       </w:r>
     </w:p>
     <w:p>
@@ -4732,48 +3291,7 @@
           <w:sz w:val="28"/>
           <w:szCs w:val="28"/>
         </w:rPr>
-        <w:lastRenderedPageBreak/>
-        <w:t xml:space="preserve">Які алгоритми сортування використовуються для сортування списків у стандартних бібліотеках мов програмування, таких як </w:t>
-      </w:r>
-      <w:proofErr w:type="spellStart"/>
-      <w:r>
-        <w:rPr>
-          <w:b/>
-          <w:bCs/>
-          <w:sz w:val="28"/>
-          <w:szCs w:val="28"/>
-        </w:rPr>
-        <w:t>Python</w:t>
-      </w:r>
-      <w:proofErr w:type="spellEnd"/>
-      <w:r>
-        <w:rPr>
-          <w:b/>
-          <w:bCs/>
-          <w:sz w:val="28"/>
-          <w:szCs w:val="28"/>
-        </w:rPr>
-        <w:t xml:space="preserve">, </w:t>
-      </w:r>
-      <w:proofErr w:type="spellStart"/>
-      <w:r>
-        <w:rPr>
-          <w:b/>
-          <w:bCs/>
-          <w:sz w:val="28"/>
-          <w:szCs w:val="28"/>
-        </w:rPr>
-        <w:t>Java</w:t>
-      </w:r>
-      <w:proofErr w:type="spellEnd"/>
-      <w:r>
-        <w:rPr>
-          <w:b/>
-          <w:bCs/>
-          <w:sz w:val="28"/>
-          <w:szCs w:val="28"/>
-        </w:rPr>
-        <w:t xml:space="preserve"> або C++?</w:t>
+        <w:t>Які алгоритми сортування використовуються для сортування списків у стандартних бібліотеках мов програмування, таких як Python, Java або C++?</w:t>
       </w:r>
     </w:p>
     <w:p>
@@ -4798,115 +3316,8 @@
           <w:sz w:val="28"/>
           <w:szCs w:val="28"/>
         </w:rPr>
-        <w:t xml:space="preserve">У стандартних бібліотеках популярних мов зазвичай використовують складні гібридні алгоритми. </w:t>
-      </w:r>
-      <w:proofErr w:type="spellStart"/>
-      <w:r>
-        <w:rPr>
-          <w:rStyle w:val="citation-416"/>
-          <w:sz w:val="28"/>
-          <w:szCs w:val="28"/>
-        </w:rPr>
-        <w:t>Python</w:t>
-      </w:r>
-      <w:proofErr w:type="spellEnd"/>
-      <w:r>
-        <w:rPr>
-          <w:rStyle w:val="citation-416"/>
-          <w:sz w:val="28"/>
-          <w:szCs w:val="28"/>
-        </w:rPr>
-        <w:t xml:space="preserve"> та </w:t>
-      </w:r>
-      <w:proofErr w:type="spellStart"/>
-      <w:r>
-        <w:rPr>
-          <w:rStyle w:val="citation-416"/>
-          <w:sz w:val="28"/>
-          <w:szCs w:val="28"/>
-        </w:rPr>
-        <w:t>Java</w:t>
-      </w:r>
-      <w:proofErr w:type="spellEnd"/>
-      <w:r>
-        <w:rPr>
-          <w:rStyle w:val="citation-416"/>
-          <w:sz w:val="28"/>
-          <w:szCs w:val="28"/>
-        </w:rPr>
-        <w:t xml:space="preserve"> використовують </w:t>
-      </w:r>
-      <w:proofErr w:type="spellStart"/>
-      <w:r>
-        <w:rPr>
-          <w:rStyle w:val="citation-416"/>
-          <w:sz w:val="28"/>
-          <w:szCs w:val="28"/>
-        </w:rPr>
-        <w:t>Timsort</w:t>
-      </w:r>
-      <w:proofErr w:type="spellEnd"/>
-      <w:r>
-        <w:rPr>
-          <w:rStyle w:val="citation-416"/>
-          <w:sz w:val="28"/>
-          <w:szCs w:val="28"/>
-        </w:rPr>
-        <w:t xml:space="preserve">, який поєднує переваги сортування злиттям та вставлянням. У C++ часто застосовується </w:t>
-      </w:r>
-      <w:proofErr w:type="spellStart"/>
-      <w:r>
-        <w:rPr>
-          <w:rStyle w:val="citation-416"/>
-          <w:sz w:val="28"/>
-          <w:szCs w:val="28"/>
-        </w:rPr>
-        <w:t>Introsort</w:t>
-      </w:r>
-      <w:proofErr w:type="spellEnd"/>
-      <w:r>
-        <w:rPr>
-          <w:rStyle w:val="citation-416"/>
-          <w:sz w:val="28"/>
-          <w:szCs w:val="28"/>
-        </w:rPr>
-        <w:t>, який починає зі швидкого сортування, але перемикається на пірамідальне (</w:t>
-      </w:r>
-      <w:proofErr w:type="spellStart"/>
-      <w:r>
-        <w:rPr>
-          <w:rStyle w:val="citation-416"/>
-          <w:sz w:val="28"/>
-          <w:szCs w:val="28"/>
-        </w:rPr>
-        <w:t>Heap</w:t>
-      </w:r>
-      <w:proofErr w:type="spellEnd"/>
-      <w:r>
-        <w:rPr>
-          <w:rStyle w:val="citation-416"/>
-          <w:sz w:val="28"/>
-          <w:szCs w:val="28"/>
-        </w:rPr>
-        <w:t xml:space="preserve"> </w:t>
-      </w:r>
-      <w:proofErr w:type="spellStart"/>
-      <w:r>
-        <w:rPr>
-          <w:rStyle w:val="citation-416"/>
-          <w:sz w:val="28"/>
-          <w:szCs w:val="28"/>
-        </w:rPr>
-        <w:t>Sort</w:t>
-      </w:r>
-      <w:proofErr w:type="spellEnd"/>
-      <w:r>
-        <w:rPr>
-          <w:rStyle w:val="citation-416"/>
-          <w:sz w:val="28"/>
-          <w:szCs w:val="28"/>
-        </w:rPr>
-        <w:t>), якщо рекурсія стає занадто глибокою, що гарантує стабільну швидкість.</w:t>
+        <w:lastRenderedPageBreak/>
+        <w:t>У стандартних бібліотеках популярних мов зазвичай використовують складні гібридні алгоритми. Python та Java використовують Timsort, який поєднує переваги сортування злиттям та вставлянням. У C++ часто застосовується Introsort, який починає зі швидкого сортування, але перемикається на пірамідальне (Heap Sort), якщо рекурсія стає занадто глибокою, що гарантує стабільну швидкість.</w:t>
       </w:r>
     </w:p>
     <w:p>
@@ -4965,79 +3376,7 @@
           <w:sz w:val="28"/>
           <w:szCs w:val="28"/>
         </w:rPr>
-        <w:t>Головна різниця між злиттям (</w:t>
-      </w:r>
-      <w:proofErr w:type="spellStart"/>
-      <w:r>
-        <w:rPr>
-          <w:rStyle w:val="citation-416"/>
-          <w:sz w:val="28"/>
-          <w:szCs w:val="28"/>
-        </w:rPr>
-        <w:t>Merge</w:t>
-      </w:r>
-      <w:proofErr w:type="spellEnd"/>
-      <w:r>
-        <w:rPr>
-          <w:rStyle w:val="citation-416"/>
-          <w:sz w:val="28"/>
-          <w:szCs w:val="28"/>
-        </w:rPr>
-        <w:t xml:space="preserve"> </w:t>
-      </w:r>
-      <w:proofErr w:type="spellStart"/>
-      <w:r>
-        <w:rPr>
-          <w:rStyle w:val="citation-416"/>
-          <w:sz w:val="28"/>
-          <w:szCs w:val="28"/>
-        </w:rPr>
-        <w:t>Sort</w:t>
-      </w:r>
-      <w:proofErr w:type="spellEnd"/>
-      <w:r>
-        <w:rPr>
-          <w:rStyle w:val="citation-416"/>
-          <w:sz w:val="28"/>
-          <w:szCs w:val="28"/>
-        </w:rPr>
-        <w:t>) та швидким сортуванням (</w:t>
-      </w:r>
-      <w:proofErr w:type="spellStart"/>
-      <w:r>
-        <w:rPr>
-          <w:rStyle w:val="citation-416"/>
-          <w:sz w:val="28"/>
-          <w:szCs w:val="28"/>
-        </w:rPr>
-        <w:t>Quick</w:t>
-      </w:r>
-      <w:proofErr w:type="spellEnd"/>
-      <w:r>
-        <w:rPr>
-          <w:rStyle w:val="citation-416"/>
-          <w:sz w:val="28"/>
-          <w:szCs w:val="28"/>
-        </w:rPr>
-        <w:t xml:space="preserve"> </w:t>
-      </w:r>
-      <w:proofErr w:type="spellStart"/>
-      <w:r>
-        <w:rPr>
-          <w:rStyle w:val="citation-416"/>
-          <w:sz w:val="28"/>
-          <w:szCs w:val="28"/>
-        </w:rPr>
-        <w:t>Sort</w:t>
-      </w:r>
-      <w:proofErr w:type="spellEnd"/>
-      <w:r>
-        <w:rPr>
-          <w:rStyle w:val="citation-416"/>
-          <w:sz w:val="28"/>
-          <w:szCs w:val="28"/>
-        </w:rPr>
-        <w:t>) полягає у використанні пам'яті та стабільності. Злиття завжди гарантує швидкість</w:t>
+        <w:t>Головна різниця між злиттям (Merge Sort) та швидким сортуванням (Quick Sort) полягає у використанні пам'яті та стабільності. Злиття завжди гарантує швидкість</w:t>
       </w:r>
       <w:r>
         <w:rPr>
